--- a/Unit15-A2-P2.docx
+++ b/Unit15-A2-P2.docx
@@ -977,11 +977,214 @@
       </w:r>
       <w:bookmarkEnd w:id="0"/>
     </w:p>
-    <w:p/>
-    <w:p/>
-    <w:p/>
-    <w:p/>
-    <w:p/>
+    <w:tbl>
+      <w:tblPr>
+        <w:tblStyle w:val="TableGrid"/>
+        <w:tblW w:w="0" w:type="auto"/>
+        <w:tblLook w:val="04A0" w:firstRow="1" w:lastRow="0" w:firstColumn="1" w:lastColumn="0" w:noHBand="0" w:noVBand="1"/>
+      </w:tblPr>
+      <w:tblGrid>
+        <w:gridCol w:w="9016"/>
+      </w:tblGrid>
+      <w:tr>
+        <w:tc>
+          <w:tcPr>
+            <w:tcW w:w="9016" w:type="dxa"/>
+            <w:tcBorders>
+              <w:top w:val="nil"/>
+              <w:left w:val="nil"/>
+              <w:bottom w:val="nil"/>
+              <w:right w:val="nil"/>
+            </w:tcBorders>
+          </w:tcPr>
+          <w:p>
+            <w:pPr>
+              <w:rPr>
+                <w:b/>
+                <w:bCs/>
+              </w:rPr>
+            </w:pPr>
+            <w:r>
+              <w:rPr>
+                <w:b/>
+                <w:bCs/>
+              </w:rPr>
+              <w:drawing>
+                <wp:inline distT="0" distB="0" distL="0" distR="0" wp14:anchorId="43B34677" wp14:editId="4FA31DBE">
+                  <wp:extent cx="5581015" cy="2753360"/>
+                  <wp:effectExtent l="0" t="0" r="635" b="8890"/>
+                  <wp:docPr id="18896721" name="Picture 1"/>
+                  <wp:cNvGraphicFramePr>
+                    <a:graphicFrameLocks xmlns:a="http://schemas.openxmlformats.org/drawingml/2006/main" noChangeAspect="1"/>
+                  </wp:cNvGraphicFramePr>
+                  <a:graphic xmlns:a="http://schemas.openxmlformats.org/drawingml/2006/main">
+                    <a:graphicData uri="http://schemas.openxmlformats.org/drawingml/2006/picture">
+                      <pic:pic xmlns:pic="http://schemas.openxmlformats.org/drawingml/2006/picture">
+                        <pic:nvPicPr>
+                          <pic:cNvPr id="401913157" name=""/>
+                          <pic:cNvPicPr/>
+                        </pic:nvPicPr>
+                        <pic:blipFill>
+                          <a:blip r:embed="rId11"/>
+                          <a:stretch>
+                            <a:fillRect/>
+                          </a:stretch>
+                        </pic:blipFill>
+                        <pic:spPr>
+                          <a:xfrm>
+                            <a:off x="0" y="0"/>
+                            <a:ext cx="5650192" cy="2787488"/>
+                          </a:xfrm>
+                          <a:prstGeom prst="rect">
+                            <a:avLst/>
+                          </a:prstGeom>
+                        </pic:spPr>
+                      </pic:pic>
+                    </a:graphicData>
+                  </a:graphic>
+                </wp:inline>
+              </w:drawing>
+            </w:r>
+          </w:p>
+          <w:p>
+            <w:pPr>
+              <w:rPr>
+                <w:b/>
+                <w:bCs/>
+              </w:rPr>
+            </w:pPr>
+            <w:r>
+              <w:rPr>
+                <w:b/>
+                <w:bCs/>
+              </w:rPr>
+              <w:drawing>
+                <wp:inline distT="0" distB="0" distL="0" distR="0" wp14:anchorId="3FB8EC0C" wp14:editId="34446306">
+                  <wp:extent cx="5581645" cy="2756812"/>
+                  <wp:effectExtent l="0" t="0" r="635" b="5715"/>
+                  <wp:docPr id="1127031731" name="Picture 1"/>
+                  <wp:cNvGraphicFramePr>
+                    <a:graphicFrameLocks xmlns:a="http://schemas.openxmlformats.org/drawingml/2006/main" noChangeAspect="1"/>
+                  </wp:cNvGraphicFramePr>
+                  <a:graphic xmlns:a="http://schemas.openxmlformats.org/drawingml/2006/main">
+                    <a:graphicData uri="http://schemas.openxmlformats.org/drawingml/2006/picture">
+                      <pic:pic xmlns:pic="http://schemas.openxmlformats.org/drawingml/2006/picture">
+                        <pic:nvPicPr>
+                          <pic:cNvPr id="2053650229" name=""/>
+                          <pic:cNvPicPr/>
+                        </pic:nvPicPr>
+                        <pic:blipFill>
+                          <a:blip r:embed="rId12"/>
+                          <a:stretch>
+                            <a:fillRect/>
+                          </a:stretch>
+                        </pic:blipFill>
+                        <pic:spPr>
+                          <a:xfrm>
+                            <a:off x="0" y="0"/>
+                            <a:ext cx="5674159" cy="2802506"/>
+                          </a:xfrm>
+                          <a:prstGeom prst="rect">
+                            <a:avLst/>
+                          </a:prstGeom>
+                        </pic:spPr>
+                      </pic:pic>
+                    </a:graphicData>
+                  </a:graphic>
+                </wp:inline>
+              </w:drawing>
+            </w:r>
+          </w:p>
+          <w:p>
+            <w:r>
+              <w:rPr>
+                <w:b/>
+                <w:bCs/>
+              </w:rPr>
+              <w:drawing>
+                <wp:inline distT="0" distB="0" distL="0" distR="0" wp14:anchorId="3E97AEC7" wp14:editId="5C18DAB6">
+                  <wp:extent cx="5581015" cy="265430"/>
+                  <wp:effectExtent l="0" t="0" r="635" b="1270"/>
+                  <wp:docPr id="895243765" name="Picture 1"/>
+                  <wp:cNvGraphicFramePr>
+                    <a:graphicFrameLocks xmlns:a="http://schemas.openxmlformats.org/drawingml/2006/main" noChangeAspect="1"/>
+                  </wp:cNvGraphicFramePr>
+                  <a:graphic xmlns:a="http://schemas.openxmlformats.org/drawingml/2006/main">
+                    <a:graphicData uri="http://schemas.openxmlformats.org/drawingml/2006/picture">
+                      <pic:pic xmlns:pic="http://schemas.openxmlformats.org/drawingml/2006/picture">
+                        <pic:nvPicPr>
+                          <pic:cNvPr id="452613734" name=""/>
+                          <pic:cNvPicPr/>
+                        </pic:nvPicPr>
+                        <pic:blipFill>
+                          <a:blip r:embed="rId13"/>
+                          <a:stretch>
+                            <a:fillRect/>
+                          </a:stretch>
+                        </pic:blipFill>
+                        <pic:spPr>
+                          <a:xfrm>
+                            <a:off x="0" y="0"/>
+                            <a:ext cx="7328034" cy="348517"/>
+                          </a:xfrm>
+                          <a:prstGeom prst="rect">
+                            <a:avLst/>
+                          </a:prstGeom>
+                        </pic:spPr>
+                      </pic:pic>
+                    </a:graphicData>
+                  </a:graphic>
+                </wp:inline>
+              </w:drawing>
+            </w:r>
+          </w:p>
+          <w:p/>
+          <w:p/>
+          <w:p/>
+          <w:p/>
+        </w:tc>
+      </w:tr>
+    </w:tbl>
+    <w:p>
+      <w:r>
+        <w:lastRenderedPageBreak/>
+        <w:drawing>
+          <wp:inline distT="0" distB="0" distL="0" distR="0" wp14:anchorId="6E572B6C" wp14:editId="2129BC3B">
+            <wp:extent cx="5567171" cy="2764465"/>
+            <wp:effectExtent l="0" t="0" r="0" b="0"/>
+            <wp:docPr id="17122304" name="Picture 1"/>
+            <wp:cNvGraphicFramePr>
+              <a:graphicFrameLocks xmlns:a="http://schemas.openxmlformats.org/drawingml/2006/main" noChangeAspect="1"/>
+            </wp:cNvGraphicFramePr>
+            <a:graphic xmlns:a="http://schemas.openxmlformats.org/drawingml/2006/main">
+              <a:graphicData uri="http://schemas.openxmlformats.org/drawingml/2006/picture">
+                <pic:pic xmlns:pic="http://schemas.openxmlformats.org/drawingml/2006/picture">
+                  <pic:nvPicPr>
+                    <pic:cNvPr id="17122304" name=""/>
+                    <pic:cNvPicPr/>
+                  </pic:nvPicPr>
+                  <pic:blipFill>
+                    <a:blip r:embed="rId14"/>
+                    <a:stretch>
+                      <a:fillRect/>
+                    </a:stretch>
+                  </pic:blipFill>
+                  <pic:spPr>
+                    <a:xfrm>
+                      <a:off x="0" y="0"/>
+                      <a:ext cx="5575731" cy="2768715"/>
+                    </a:xfrm>
+                    <a:prstGeom prst="rect">
+                      <a:avLst/>
+                    </a:prstGeom>
+                  </pic:spPr>
+                </pic:pic>
+              </a:graphicData>
+            </a:graphic>
+          </wp:inline>
+        </w:drawing>
+      </w:r>
+    </w:p>
     <w:p/>
     <w:p/>
     <w:p/>
@@ -1090,7 +1293,7 @@
     <w:p>
       <w:pPr>
         <w:sectPr>
-          <w:footerReference w:type="default" r:id="rId11"/>
+          <w:footerReference w:type="default" r:id="rId15"/>
           <w:pgSz w:w="11906" w:h="16838"/>
           <w:pgMar w:top="1440" w:right="1440" w:bottom="1440" w:left="1440" w:header="708" w:footer="708" w:gutter="0"/>
           <w:cols w:space="708"/>
@@ -2174,23 +2377,7 @@
           <w:rFonts w:ascii="Calibri" w:hAnsi="Calibri" w:cs="Calibri"/>
           <w:color w:val="EE0000"/>
         </w:rPr>
-        <w:t>&lt;(P</w:t>
-      </w:r>
-      <w:proofErr w:type="gramStart"/>
-      <w:r>
-        <w:rPr>
-          <w:rFonts w:ascii="Calibri" w:hAnsi="Calibri" w:cs="Calibri"/>
-          <w:color w:val="EE0000"/>
-        </w:rPr>
-        <w:t>6)Review</w:t>
-      </w:r>
-      <w:proofErr w:type="gramEnd"/>
-      <w:r>
-        <w:rPr>
-          <w:rFonts w:ascii="Calibri" w:hAnsi="Calibri" w:cs="Calibri"/>
-          <w:color w:val="EE0000"/>
-        </w:rPr>
-        <w:t xml:space="preserve"> the extent to which the website meets the client requirements&gt;</w:t>
+        <w:t>&lt;(P6)Review the extent to which the website meets the client requirements&gt;</w:t>
       </w:r>
     </w:p>
     <w:p>
@@ -2282,81 +2469,81 @@
             <o:lock v:ext="edit" aspectratio="t"/>
           </v:shapetype>
           <v:shape id="_x0000_i1025" type="#_x0000_t75" style="width:77.2pt;height:49.9pt" o:ole="">
-            <v:imagedata r:id="rId12" o:title=""/>
+            <v:imagedata r:id="rId16" o:title=""/>
           </v:shape>
-          <o:OLEObject Type="Embed" ProgID="Package" ShapeID="_x0000_i1025" DrawAspect="Icon" ObjectID="_1842073851" r:id="rId13"/>
+          <o:OLEObject Type="Embed" ProgID="Package" ShapeID="_x0000_i1025" DrawAspect="Icon" ObjectID="_1842076772" r:id="rId17"/>
         </w:object>
       </w:r>
       <w:r>
         <w:object w:dxaOrig="1544" w:dyaOrig="998" w14:anchorId="76036429">
           <v:shape id="_x0000_i1026" type="#_x0000_t75" style="width:77.2pt;height:49.9pt" o:ole="">
-            <v:imagedata r:id="rId14" o:title=""/>
+            <v:imagedata r:id="rId18" o:title=""/>
           </v:shape>
-          <o:OLEObject Type="Embed" ProgID="Package" ShapeID="_x0000_i1026" DrawAspect="Icon" ObjectID="_1842073852" r:id="rId15"/>
+          <o:OLEObject Type="Embed" ProgID="Package" ShapeID="_x0000_i1026" DrawAspect="Icon" ObjectID="_1842076773" r:id="rId19"/>
         </w:object>
       </w:r>
       <w:r>
         <w:object w:dxaOrig="1544" w:dyaOrig="998" w14:anchorId="748B8CEE">
           <v:shape id="_x0000_i1027" type="#_x0000_t75" style="width:77.2pt;height:49.9pt" o:ole="">
-            <v:imagedata r:id="rId16" o:title=""/>
+            <v:imagedata r:id="rId20" o:title=""/>
           </v:shape>
-          <o:OLEObject Type="Embed" ProgID="Package" ShapeID="_x0000_i1027" DrawAspect="Icon" ObjectID="_1842073853" r:id="rId17"/>
+          <o:OLEObject Type="Embed" ProgID="Package" ShapeID="_x0000_i1027" DrawAspect="Icon" ObjectID="_1842076774" r:id="rId21"/>
         </w:object>
       </w:r>
       <w:r>
         <w:object w:dxaOrig="1544" w:dyaOrig="998" w14:anchorId="0F5A5118">
           <v:shape id="_x0000_i1028" type="#_x0000_t75" style="width:77.2pt;height:49.9pt" o:ole="">
-            <v:imagedata r:id="rId18" o:title=""/>
+            <v:imagedata r:id="rId22" o:title=""/>
           </v:shape>
-          <o:OLEObject Type="Embed" ProgID="Package" ShapeID="_x0000_i1028" DrawAspect="Icon" ObjectID="_1842073854" r:id="rId19"/>
+          <o:OLEObject Type="Embed" ProgID="Package" ShapeID="_x0000_i1028" DrawAspect="Icon" ObjectID="_1842076775" r:id="rId23"/>
         </w:object>
       </w:r>
       <w:r>
         <w:object w:dxaOrig="1544" w:dyaOrig="998" w14:anchorId="64F8E862">
           <v:shape id="_x0000_i1029" type="#_x0000_t75" style="width:77.2pt;height:49.9pt" o:ole="">
-            <v:imagedata r:id="rId20" o:title=""/>
+            <v:imagedata r:id="rId24" o:title=""/>
           </v:shape>
-          <o:OLEObject Type="Embed" ProgID="Package" ShapeID="_x0000_i1029" DrawAspect="Icon" ObjectID="_1842073855" r:id="rId21"/>
+          <o:OLEObject Type="Embed" ProgID="Package" ShapeID="_x0000_i1029" DrawAspect="Icon" ObjectID="_1842076776" r:id="rId25"/>
         </w:object>
       </w:r>
       <w:r>
         <w:object w:dxaOrig="1544" w:dyaOrig="998" w14:anchorId="1BF2FAB1">
           <v:shape id="_x0000_i1030" type="#_x0000_t75" style="width:77.2pt;height:49.9pt" o:ole="">
-            <v:imagedata r:id="rId22" o:title=""/>
+            <v:imagedata r:id="rId26" o:title=""/>
           </v:shape>
-          <o:OLEObject Type="Embed" ProgID="Package" ShapeID="_x0000_i1030" DrawAspect="Icon" ObjectID="_1842073856" r:id="rId23"/>
+          <o:OLEObject Type="Embed" ProgID="Package" ShapeID="_x0000_i1030" DrawAspect="Icon" ObjectID="_1842076777" r:id="rId27"/>
         </w:object>
       </w:r>
       <w:r>
         <w:object w:dxaOrig="1544" w:dyaOrig="998" w14:anchorId="4B5190D1">
           <v:shape id="_x0000_i1031" type="#_x0000_t75" style="width:77.2pt;height:49.9pt" o:ole="">
-            <v:imagedata r:id="rId24" o:title=""/>
+            <v:imagedata r:id="rId28" o:title=""/>
           </v:shape>
-          <o:OLEObject Type="Embed" ProgID="Package" ShapeID="_x0000_i1031" DrawAspect="Icon" ObjectID="_1842073857" r:id="rId25"/>
+          <o:OLEObject Type="Embed" ProgID="Package" ShapeID="_x0000_i1031" DrawAspect="Icon" ObjectID="_1842076778" r:id="rId29"/>
         </w:object>
       </w:r>
       <w:r>
         <w:object w:dxaOrig="1544" w:dyaOrig="998" w14:anchorId="13F8B3B0">
           <v:shape id="_x0000_i1032" type="#_x0000_t75" style="width:77.2pt;height:49.9pt" o:ole="">
-            <v:imagedata r:id="rId26" o:title=""/>
+            <v:imagedata r:id="rId30" o:title=""/>
           </v:shape>
-          <o:OLEObject Type="Embed" ProgID="Package" ShapeID="_x0000_i1032" DrawAspect="Icon" ObjectID="_1842073858" r:id="rId27"/>
+          <o:OLEObject Type="Embed" ProgID="Package" ShapeID="_x0000_i1032" DrawAspect="Icon" ObjectID="_1842076779" r:id="rId31"/>
         </w:object>
       </w:r>
       <w:r>
         <w:object w:dxaOrig="1544" w:dyaOrig="998" w14:anchorId="250B9A32">
           <v:shape id="_x0000_i1033" type="#_x0000_t75" style="width:77.2pt;height:49.9pt" o:ole="">
-            <v:imagedata r:id="rId28" o:title=""/>
+            <v:imagedata r:id="rId32" o:title=""/>
           </v:shape>
-          <o:OLEObject Type="Embed" ProgID="Package" ShapeID="_x0000_i1033" DrawAspect="Icon" ObjectID="_1842073859" r:id="rId29"/>
+          <o:OLEObject Type="Embed" ProgID="Package" ShapeID="_x0000_i1033" DrawAspect="Icon" ObjectID="_1842076780" r:id="rId33"/>
         </w:object>
       </w:r>
       <w:r>
         <w:object w:dxaOrig="1544" w:dyaOrig="998" w14:anchorId="7E4C105C">
           <v:shape id="_x0000_i1034" type="#_x0000_t75" style="width:77.2pt;height:49.9pt" o:ole="">
-            <v:imagedata r:id="rId30" o:title=""/>
+            <v:imagedata r:id="rId34" o:title=""/>
           </v:shape>
-          <o:OLEObject Type="Embed" ProgID="Package" ShapeID="_x0000_i1034" DrawAspect="Icon" ObjectID="_1842073860" r:id="rId31"/>
+          <o:OLEObject Type="Embed" ProgID="Package" ShapeID="_x0000_i1034" DrawAspect="Icon" ObjectID="_1842076781" r:id="rId35"/>
         </w:object>
       </w:r>
       <w:r>
@@ -2381,7 +2568,7 @@
                     </pic:cNvPicPr>
                   </pic:nvPicPr>
                   <pic:blipFill>
-                    <a:blip r:embed="rId32">
+                    <a:blip r:embed="rId36">
                       <a:extLst>
                         <a:ext uri="{28A0092B-C50C-407E-A947-70E740481C1C}">
                           <a14:useLocalDpi xmlns:a14="http://schemas.microsoft.com/office/drawing/2010/main" val="0"/>
@@ -2435,7 +2622,7 @@
                     </pic:cNvPicPr>
                   </pic:nvPicPr>
                   <pic:blipFill>
-                    <a:blip r:embed="rId33">
+                    <a:blip r:embed="rId37">
                       <a:extLst>
                         <a:ext uri="{28A0092B-C50C-407E-A947-70E740481C1C}">
                           <a14:useLocalDpi xmlns:a14="http://schemas.microsoft.com/office/drawing/2010/main" val="0"/>
@@ -2488,7 +2675,7 @@
                     </pic:cNvPicPr>
                   </pic:nvPicPr>
                   <pic:blipFill>
-                    <a:blip r:embed="rId34" cstate="print">
+                    <a:blip r:embed="rId38" cstate="print">
                       <a:extLst>
                         <a:ext uri="{28A0092B-C50C-407E-A947-70E740481C1C}">
                           <a14:useLocalDpi xmlns:a14="http://schemas.microsoft.com/office/drawing/2010/main" val="0"/>
